--- a/ky/discovery-articles/6.13 Лазер.docx
+++ b/ky/discovery-articles/6.13 Лазер.docx
@@ -4,549 +4,363 @@
   <w:body>
     <w:p>
       <w:pPr>
-        <w:keepNext/>
-        <w:spacing w:before="280" w:after="120"/>
+        <w:pStyle w:val="Title"/>
+        <w:widowControl/>
       </w:pPr>
       <w:r>
-        <w:rPr>
-          <w:rFonts w:ascii="Calibri" w:hAnsi="Calibri" w:eastAsia="Calibri"/>
-          <w:b/>
-          <w:i w:val="0"/>
-          <w:color w:val="004E8C"/>
-          <w:sz w:val="44"/>
-        </w:rPr>
         <w:t>6.13 Лазер</w:t>
       </w:r>
     </w:p>
     <w:p>
       <w:pPr>
-        <w:spacing w:after="80"/>
+        <w:keepNext/>
+        <w:widowControl/>
       </w:pPr>
       <w:r>
         <w:rPr>
-          <w:rFonts w:ascii="Calibri" w:hAnsi="Calibri" w:eastAsia="Calibri"/>
-          <w:b w:val="0"/>
-          <w:i/>
-          <w:color w:val="505050"/>
-          <w:sz w:val="22"/>
+          <w:sz w:val="20"/>
         </w:rPr>
         <w:t>6. Санарип технологиялар, космос жана байланыш</w:t>
       </w:r>
     </w:p>
     <w:p>
       <w:pPr>
-        <w:spacing w:after="200"/>
+        <w:keepNext/>
+        <w:widowControl/>
       </w:pPr>
       <w:r>
         <w:rPr>
-          <w:rFonts w:ascii="Calibri" w:hAnsi="Calibri" w:eastAsia="Calibri"/>
-          <w:b w:val="0"/>
-          <w:i/>
-          <w:sz w:val="22"/>
+          <w:sz w:val="20"/>
         </w:rPr>
-        <w:t>Мезгил: 1960-жыл (Теодор Майман жасаган алгачкы иштеген лазер); 1961-жыл (медицинада алгачкы колдонуу) | Негизги өкүлдөр: Теодор Майман; Чарлз Таунс; Артур Шолоу</w:t>
+        <w:t>Мезгил: 1960-жыл (Теодор Меймандын алгачкы иштеген лазери); 1961-жыл (эрте медициналык колдонуу) | Негизги салым кошкондор: Теодор Мейман; Чарльз Таунс; Артур Шавлов</w:t>
       </w:r>
     </w:p>
     <w:p>
       <w:pPr>
-        <w:spacing w:after="160" w:line="276" w:lineRule="auto"/>
+        <w:widowControl/>
       </w:pPr>
       <w:r>
-        <w:rPr>
-          <w:rFonts w:ascii="Calibri" w:hAnsi="Calibri" w:eastAsia="Calibri"/>
-          <w:b w:val="0"/>
-          <w:i w:val="0"/>
-          <w:sz w:val="22"/>
-        </w:rPr>
-        <w:t>Лазер өтө так багытталган, иреттүү жана ичке жарык нурун чыгарат. Азыр лазерлер штрихкод окуйт, интернет маалыматын ташыйт, металл кесет жана хирургияда колдонулат.</w:t>
+        <w:t>Лазер өтө так топтоого боло турган ичке, иреттүү жарык нурун чыгарат. Азыр лазер штрихкод окуйт, интернет маалыматын ташыйт, металл кесет жана операцияда колдонулат.</w:t>
       </w:r>
     </w:p>
     <w:p>
       <w:pPr>
-        <w:keepNext/>
-        <w:spacing w:before="240" w:after="120"/>
+        <w:pStyle w:val="Heading1"/>
+        <w:widowControl/>
       </w:pPr>
       <w:r>
-        <w:rPr>
-          <w:rFonts w:ascii="Calibri" w:hAnsi="Calibri" w:eastAsia="Calibri"/>
-          <w:b/>
-          <w:i w:val="0"/>
-          <w:color w:val="004E8C"/>
-          <w:sz w:val="28"/>
-        </w:rPr>
-        <w:t>Негизги фактылар</w:t>
+        <w:t>Негизги маалыматтар</w:t>
       </w:r>
     </w:p>
     <w:p>
       <w:pPr>
         <w:pStyle w:val="ListBullet"/>
+        <w:widowControl/>
       </w:pPr>
       <w:r>
-        <w:rPr>
-          <w:rFonts w:ascii="Calibri" w:hAnsi="Calibri" w:eastAsia="Calibri"/>
-          <w:b w:val="0"/>
-          <w:i w:val="0"/>
-          <w:sz w:val="22"/>
-        </w:rPr>
-        <w:t>Адегенде микротолкун менен иштеген мазер жаралган; Таунс, Басов жана Прохоров бул багыттагы эмгеги үчүн Нобель сыйлыгын бөлүшкөн</w:t>
+        <w:t>Адегенде микротолкундуу мазер чыккан; Таунс, Басов жана Прохоров Нобель сыйлыгын бөлүшкөн.</w:t>
       </w:r>
     </w:p>
     <w:p>
       <w:pPr>
         <w:pStyle w:val="ListBullet"/>
+        <w:widowControl/>
       </w:pPr>
       <w:r>
-        <w:rPr>
-          <w:rFonts w:ascii="Calibri" w:hAnsi="Calibri" w:eastAsia="Calibri"/>
-          <w:b w:val="0"/>
-          <w:i w:val="0"/>
-          <w:sz w:val="22"/>
-        </w:rPr>
-        <w:t>Теодор Майман 1960-жылы алгачкы оптикалык лазерди иштеткен</w:t>
+        <w:t>Теодор Мейман 1960-жылы алгачкы оптикалык лазерди көрсөткөн.</w:t>
       </w:r>
     </w:p>
     <w:p>
       <w:pPr>
         <w:pStyle w:val="ListBullet"/>
+        <w:widowControl/>
       </w:pPr>
       <w:r>
-        <w:rPr>
-          <w:rFonts w:ascii="Calibri" w:hAnsi="Calibri" w:eastAsia="Calibri"/>
-          <w:b w:val="0"/>
-          <w:i w:val="0"/>
-          <w:sz w:val="22"/>
-        </w:rPr>
-        <w:t>«Лазер» аталышы англисче «нурланууну мажбурланган чыгаруу аркылуу жарыкты күчөтүү» деген сөздөрдүн баш тамгаларынан түзүлгөн</w:t>
+        <w:t xml:space="preserve">Лазер аталышы мажбурланган нурлануу аркылуу жарыкты күчөтүү дегенден келип чыккан.</w:t>
       </w:r>
     </w:p>
     <w:p>
       <w:pPr>
         <w:pStyle w:val="ListBullet"/>
+        <w:widowControl/>
       </w:pPr>
       <w:r>
-        <w:rPr>
-          <w:rFonts w:ascii="Calibri" w:hAnsi="Calibri" w:eastAsia="Calibri"/>
-          <w:b w:val="0"/>
-          <w:i w:val="0"/>
-          <w:sz w:val="22"/>
-        </w:rPr>
-        <w:t>Когеренттүү жарыкты өтө кичинекей жана күчтүү чекитке топтоого болот</w:t>
+        <w:t>Когеренттүү жарыкты өтө чакан, күчтүү чекитке топтоого болот.</w:t>
       </w:r>
     </w:p>
     <w:p>
       <w:pPr>
         <w:pStyle w:val="ListBullet"/>
+        <w:widowControl/>
       </w:pPr>
       <w:r>
-        <w:rPr>
-          <w:rFonts w:ascii="Calibri" w:hAnsi="Calibri" w:eastAsia="Calibri"/>
-          <w:b w:val="0"/>
-          <w:i w:val="0"/>
-          <w:sz w:val="22"/>
-        </w:rPr>
-        <w:t>Лазер ширетүүдөн жана хирургиядан тартып була-оптикалык байланышка чейин колдонулат</w:t>
+        <w:t>Колдонулушу ширетүү менен хирургиядан оптикалык була байланышына чейин жетет.</w:t>
       </w:r>
     </w:p>
     <w:p>
       <w:pPr>
-        <w:keepNext/>
-        <w:spacing w:before="240" w:after="120"/>
+        <w:pStyle w:val="Heading1"/>
+        <w:widowControl/>
       </w:pPr>
       <w:r>
-        <w:rPr>
-          <w:rFonts w:ascii="Calibri" w:hAnsi="Calibri" w:eastAsia="Calibri"/>
-          <w:b/>
-          <w:i w:val="0"/>
-          <w:color w:val="004E8C"/>
-          <w:sz w:val="28"/>
-        </w:rPr>
-        <w:t>Бул эмне</w:t>
+        <w:t>Бул эмне?</w:t>
       </w:r>
     </w:p>
     <w:p>
       <w:pPr>
-        <w:spacing w:after="160" w:line="276" w:lineRule="auto"/>
+        <w:widowControl/>
       </w:pPr>
       <w:r>
-        <w:rPr>
-          <w:rFonts w:ascii="Calibri" w:hAnsi="Calibri" w:eastAsia="Calibri"/>
-          <w:b w:val="0"/>
-          <w:i w:val="0"/>
-          <w:sz w:val="22"/>
-        </w:rPr>
-        <w:t>Лазер толкундары бири-бири менен бир ыргакта жүргөн жарыкты чыгарат; бул касиет когеренттүүлүк деп аталат. Анын нуру адатта ичке болуп, түстөрдүн өтө тар аралыгын камтыйт. Түзмөктүн ичинде берилген энергия атомдорду же башка материалды козголгон абалга өткөрөт. Андан соң бир фотон өзүнө дал келген дагы бир фотондун чыгышына түрткү берет — бул мажбурланган нур чыгаруу деп аталат. Муну туш келди ызы-чуу салган элге эмес, бир ыргакта кол чапкан топко салыштырууга болот.</w:t>
+        <w:t>Лазер толкундары бири-бирине шайкеш жүргөн жарык чыгарат. Бул касиет когеренттүүлүк деп аталат. Нуру адатта ичке жана түстөрүнүн аралыгы тар болот. Ичинде энергия атомдорду же башка материалды козгойт. Бир фотон ага дал келген экинчи фотондун чыгышына түрткү бере алат; бул мажбурланган нурлануу. Тартипсиз ызы-чуунун ордуна элдин бир убакта кол чапканына окшош.</w:t>
       </w:r>
     </w:p>
     <w:p>
       <w:pPr>
-        <w:keepNext/>
-        <w:spacing w:before="240" w:after="120"/>
+        <w:pStyle w:val="Heading1"/>
+        <w:widowControl/>
       </w:pPr>
       <w:r>
-        <w:rPr>
-          <w:rFonts w:ascii="Calibri" w:hAnsi="Calibri" w:eastAsia="Calibri"/>
-          <w:b/>
-          <w:i w:val="0"/>
-          <w:color w:val="004E8C"/>
-          <w:sz w:val="28"/>
-        </w:rPr>
-        <w:t>Аны ким ачкан же ойлоп тапкан</w:t>
+        <w:t xml:space="preserve">Ким ойлоп тапкан</w:t>
       </w:r>
     </w:p>
     <w:p>
       <w:pPr>
-        <w:spacing w:after="160" w:line="276" w:lineRule="auto"/>
+        <w:widowControl/>
       </w:pPr>
       <w:r>
-        <w:rPr>
-          <w:rFonts w:ascii="Calibri" w:hAnsi="Calibri" w:eastAsia="Calibri"/>
-          <w:b w:val="0"/>
-          <w:i w:val="0"/>
-          <w:sz w:val="22"/>
-        </w:rPr>
-        <w:t>Альберт Эйнштейн мажбурланган нур чыгарууну 1917-жылы сүрөттөгөн. Чарлз Таунс кесиптештери менен 1950-жылдары микротолкун аркылуу иштеген мазерди жасаган. Александр Прохоров менен Николай Басов да ушул багытта эмгектенген, ал эми Артур Шолоу менен Таунс анын оптикалык түрүн теориялык жактан сүрөттөгөн. 1960-жылы Теодор Майман рубин кристаллын колдонуп, алгачкы иштеген лазерди курган.</w:t>
+        <w:t>Альберт Эйнштейн мажбурланган нурланууну 1917-жылы сүрөттөгөн. Чарльз Таунс жана кесиптештери 1950-жылдары микротолкун менен иштеген мазерди курган. MASER «мажбурланган нурлануу аркылуу микротолкунду күчөтүү» дегенди билдирет. Александр Прохоров менен Николай Басов тектеш иш жасаган; Артур Шавлов менен Таунс оптикалык түрүн баяндаган. Теодор Мейман 1960-жылы рубин кристаллы менен алгачкы иштеген лазерди курган.</w:t>
       </w:r>
     </w:p>
     <w:p>
       <w:pPr>
-        <w:keepNext/>
-        <w:spacing w:before="240" w:after="120"/>
+        <w:pStyle w:val="Heading1"/>
+        <w:widowControl/>
       </w:pPr>
       <w:r>
-        <w:rPr>
-          <w:rFonts w:ascii="Calibri" w:hAnsi="Calibri" w:eastAsia="Calibri"/>
-          <w:b/>
-          <w:i w:val="0"/>
-          <w:color w:val="004E8C"/>
-          <w:sz w:val="28"/>
-        </w:rPr>
-        <w:t>Качан жана кантип пайда болгон</w:t>
+        <w:t>Качан жана кантип пайда болгон?</w:t>
       </w:r>
     </w:p>
     <w:p>
       <w:pPr>
-        <w:spacing w:after="160" w:line="276" w:lineRule="auto"/>
+        <w:widowControl/>
       </w:pPr>
       <w:r>
-        <w:rPr>
-          <w:rFonts w:ascii="Calibri" w:hAnsi="Calibri" w:eastAsia="Calibri"/>
-          <w:b w:val="0"/>
-          <w:i w:val="0"/>
-          <w:sz w:val="22"/>
-        </w:rPr>
-        <w:t>Лазер кванттык физиканын өнүгүшү, сапаттуу кристаллдардын пайда болушу жана 1950-жылдардагы илимий каржылоонун аркасында жаралган. Бир нече топ түзмөктү биринчи болуп иштетүү үчүн жарышкан. Майман рубин таякчасын күчтүү жарк этме лампа менен козгоп, ийгиликке жеткен. Кийин окумуштуулар ар бир милдетке ылайыктуу материалды тандап, газдык, жарым өткөргүч жана була лазерлерин жасашкан.</w:t>
+        <w:t>Ойлоп табуу кванттык физикадан, жакшы кристаллдардан жана 1950-жылдардагы изилдөө каржысынан өскөн. Бир нече топ иштеген түзмөк үчүн жарышкан. Мейман рубин таякчасын күчтүү жаркыраган лампа менен козгоп ийгиликке жеткен. Материалды ишке ылайык тандоо үйрөнүлгөндө газ, жарым өткөргүч жана була лазерлери чыккан.</w:t>
       </w:r>
     </w:p>
     <w:p>
       <w:pPr>
-        <w:keepNext/>
-        <w:spacing w:before="240" w:after="120"/>
+        <w:pStyle w:val="Heading1"/>
+        <w:widowControl/>
       </w:pPr>
       <w:r>
-        <w:rPr>
-          <w:rFonts w:ascii="Calibri" w:hAnsi="Calibri" w:eastAsia="Calibri"/>
-          <w:b/>
-          <w:i w:val="0"/>
-          <w:color w:val="004E8C"/>
-          <w:sz w:val="28"/>
-        </w:rPr>
-        <w:t>Илимий жактан мааниси</w:t>
+        <w:t>Илим үчүн мааниси</w:t>
       </w:r>
     </w:p>
     <w:p>
       <w:pPr>
-        <w:spacing w:after="160" w:line="276" w:lineRule="auto"/>
+        <w:widowControl/>
       </w:pPr>
       <w:r>
-        <w:rPr>
-          <w:rFonts w:ascii="Calibri" w:hAnsi="Calibri" w:eastAsia="Calibri"/>
-          <w:b w:val="0"/>
-          <w:i w:val="0"/>
-          <w:sz w:val="22"/>
-        </w:rPr>
-        <w:t>Лазер илимге өзгөчө так жарык булагын берди. Ал аралыкты, убакытты, кыймылды жана заттын химиялык курамын мурдагыдан кыйла так өлчөөгө мүмкүндүк түздү. Голография менен гравитациялык толкундарды аныктоочу детекторлор да когеренттүү жарыкка таянат. Лазер кванттык идеялардын практикалык түзмөккө айлана аларын далилдеп гана тим болбостон, табиятты изилдөөнүн жаңы куралы болуп калды.</w:t>
+        <w:t>Лазер окумуштууга өзгөчө так жарык булагын берген. Аралык, убакыт, кыймыл жана химиялык курамды өлчөө жакшырган. Голография жана гравитациялык толкун детекторлору да когеренттүү жарыкка таянат. Лазер кванттык идеядан практикалык түзмөк жасоонун далили да, табиятты текшерген жаңы курал да болгон.</w:t>
       </w:r>
     </w:p>
     <w:p>
       <w:pPr>
-        <w:keepNext/>
-        <w:spacing w:before="240" w:after="120"/>
+        <w:pStyle w:val="Heading1"/>
+        <w:widowControl/>
       </w:pPr>
       <w:r>
-        <w:rPr>
-          <w:rFonts w:ascii="Calibri" w:hAnsi="Calibri" w:eastAsia="Calibri"/>
-          <w:b/>
-          <w:i w:val="0"/>
-          <w:color w:val="004E8C"/>
-          <w:sz w:val="28"/>
-        </w:rPr>
-        <w:t>Кийинки өнүгүүлөргө тийгизген таасири</w:t>
+        <w:t>Кийинки өнүгүүгө тийгизген таасири</w:t>
       </w:r>
     </w:p>
     <w:p>
       <w:pPr>
-        <w:spacing w:after="160" w:line="276" w:lineRule="auto"/>
+        <w:widowControl/>
       </w:pPr>
       <w:r>
-        <w:rPr>
-          <w:rFonts w:ascii="Calibri" w:hAnsi="Calibri" w:eastAsia="Calibri"/>
-          <w:b w:val="0"/>
-          <w:i w:val="0"/>
-          <w:sz w:val="22"/>
-        </w:rPr>
-        <w:t>Чакан диоддук лазерлер CD жана DVD ойноткучтарын, штрихкод сканерлерин, принтерлерди жана була-оптикалык байланышты кеңири колдонууга жол ачты. Кубаттуу лазерлер материалдарды кесип, ширетет. Медициналык лазер көздүн чел кабыгынын формасын оңдоп, айрым тери жана кан тамыр ооруларын дарылайт. Изилдөөчү түзмөктөр лазер аркылуу атомдорду муздатып, өзөктүк синтезди изилдейт.</w:t>
+        <w:t>Чакан диод лазерлер компакт-диск — CD — жана санарип оптикалык диск — DVD — ойноткучтарын, штрихкод сканерин, принтерди жана була байланышын практикалык кылган. Күчтүү лазер материал кесип ширетет. Медициналык лазер көздүн чел кабыгынын формасын өзгөртүп, айрым тери жана кан тамыр көйгөйлөрүн дарылоодо колдонулат. Изилдөө системалары атом муздатууга жана ядролук синтезди кароого пайдаланат.</w:t>
       </w:r>
     </w:p>
     <w:p>
       <w:pPr>
-        <w:keepNext/>
-        <w:spacing w:before="240" w:after="120"/>
+        <w:pStyle w:val="Heading1"/>
+        <w:widowControl/>
       </w:pPr>
       <w:r>
-        <w:rPr>
-          <w:rFonts w:ascii="Calibri" w:hAnsi="Calibri" w:eastAsia="Calibri"/>
-          <w:b/>
-          <w:i w:val="0"/>
-          <w:color w:val="004E8C"/>
-          <w:sz w:val="28"/>
-        </w:rPr>
-        <w:t>Адамдардын жашоосун кантип өзгөрткөн</w:t>
+        <w:t>Адамдардын жашоосун кантип өзгөрткөн?</w:t>
       </w:r>
     </w:p>
     <w:p>
       <w:pPr>
-        <w:spacing w:after="160" w:line="276" w:lineRule="auto"/>
+        <w:widowControl/>
       </w:pPr>
       <w:r>
-        <w:rPr>
-          <w:rFonts w:ascii="Calibri" w:hAnsi="Calibri" w:eastAsia="Calibri"/>
-          <w:b w:val="0"/>
-          <w:i w:val="0"/>
-          <w:sz w:val="22"/>
-        </w:rPr>
-        <w:t>Дүкөндөгү сканер да, көзгө операция жасаган хирург да бир негизги принципти колдонот: башкарылуучу жарыкты керектүү жерге өтө так жеткирүү. Лазер өндүрүштө кесүүнү таза, байланышты ылдам кылды. Бирок күчтүү нур адам көзүн реакция кылууга үлгүргөнгө чейин эле жабыркатышы мүмкүн. Ошондуктан коопсуздук эрежелери, эскертүү белгилери жана коргоочу жабдуулар зарыл болуп калды.</w:t>
+        <w:t>Супермаркет сканери менен көз хирургу бир эле негизги идеяны колдонот: башкарылган жарыкты так керектүү жерге жеткирүү. Лазер өндүрүштөгү кесүүнү тазараак, байланышты тезирээк кылган. Ошол эле учурда күчтүү нур адам реакция кылганга чейин көздү жабырката алгандыктан, коопсуздук тобокелдигин жараткан. Эреже, эскертме жана коргоочу жабдык зарыл болгон.</w:t>
       </w:r>
     </w:p>
     <w:p>
       <w:pPr>
-        <w:keepNext/>
-        <w:spacing w:before="240" w:after="120"/>
+        <w:pStyle w:val="Heading1"/>
+        <w:widowControl/>
       </w:pPr>
       <w:r>
-        <w:rPr>
-          <w:rFonts w:ascii="Calibri" w:hAnsi="Calibri" w:eastAsia="Calibri"/>
-          <w:b/>
-          <w:i w:val="0"/>
-          <w:color w:val="004E8C"/>
-          <w:sz w:val="28"/>
-        </w:rPr>
-        <w:t>Булактар жана шилтемелер</w:t>
+        <w:t>Булактар жана кошумча окуу</w:t>
       </w:r>
     </w:p>
     <w:p>
       <w:pPr>
-        <w:keepNext/>
-        <w:spacing w:before="240" w:after="120"/>
+        <w:pStyle w:val="Heading2"/>
+        <w:widowControl/>
       </w:pPr>
       <w:r>
         <w:rPr>
-          <w:rFonts w:ascii="Calibri" w:hAnsi="Calibri" w:eastAsia="Calibri"/>
-          <w:b/>
-          <w:i w:val="0"/>
-          <w:color w:val="004E8C"/>
-          <w:sz w:val="24"/>
+          <w:sz w:val="20"/>
         </w:rPr>
-        <w:t>B. Рецензияланган макалалар жана түп нуска илимий эмгектер</w:t>
+        <w:t>Баштапкы илимий макалалар</w:t>
       </w:r>
     </w:p>
     <w:p>
       <w:pPr>
-        <w:spacing w:after="80"/>
-        <w:ind w:left="360"/>
+        <w:widowControl/>
       </w:pPr>
       <w:r>
         <w:rPr>
-          <w:rFonts w:ascii="Calibri" w:hAnsi="Calibri" w:eastAsia="Calibri"/>
-          <w:b w:val="0"/>
-          <w:i w:val="0"/>
-          <w:sz w:val="22"/>
+          <w:sz w:val="20"/>
         </w:rPr>
-        <w:t>1. Maiman, T. H. «Stimulated Optical Radiation in Ruby». Nature 187 (1960): 493–494.</w:t>
-      </w:r>
-      <w:r>
-        <w:rPr>
-          <w:rFonts w:ascii="Calibri" w:hAnsi="Calibri" w:eastAsia="Calibri"/>
-          <w:b w:val="0"/>
-          <w:i w:val="0"/>
-          <w:sz w:val="22"/>
-        </w:rPr>
-        <w:t xml:space="preserve"> </w:t>
+        <w:t xml:space="preserve">1. Maiman, T. H. 'Stimulated Optical Radiation in Ruby.' Nature 187 (1960): 493-494. </w:t>
       </w:r>
       <w:hyperlink r:id="rId9">
         <w:r>
           <w:rPr>
-            <w:rFonts w:ascii="Calibri" w:hAnsi="Calibri" w:eastAsia="Calibri"/>
-            <w:b w:val="0"/>
-            <w:i w:val="0"/>
-            <w:sz w:val="22"/>
-            <w:color w:val="0563C1"/>
-            <w:u w:val="single"/>
+            <w:sz w:val="20"/>
           </w:rPr>
           <w:t>https://doi.org/10.1038/187493a0</w:t>
         </w:r>
       </w:hyperlink>
-    </w:p>
-    <w:p>
-      <w:pPr>
-        <w:keepNext/>
-        <w:spacing w:before="240" w:after="120"/>
-      </w:pPr>
       <w:r>
         <w:rPr>
-          <w:rFonts w:ascii="Calibri" w:hAnsi="Calibri" w:eastAsia="Calibri"/>
-          <w:b/>
-          <w:i w:val="0"/>
-          <w:color w:val="004E8C"/>
-          <w:sz w:val="24"/>
+          <w:sz w:val="20"/>
         </w:rPr>
-        <w:t>C. Мекемелердин материалдары жана энциклопедиялык булактар</w:t>
       </w:r>
     </w:p>
     <w:p>
       <w:pPr>
-        <w:spacing w:after="80"/>
-        <w:ind w:left="360"/>
+        <w:pStyle w:val="Heading2"/>
+        <w:widowControl/>
       </w:pPr>
       <w:r>
         <w:rPr>
-          <w:rFonts w:ascii="Calibri" w:hAnsi="Calibri" w:eastAsia="Calibri"/>
-          <w:b w:val="0"/>
-          <w:i w:val="0"/>
-          <w:sz w:val="22"/>
+          <w:sz w:val="20"/>
         </w:rPr>
-        <w:t>1. Encyclopaedia Britannica. «Лазер».</w:t>
+        <w:t>Уюмдардын жана энциклопедиялардын материалдары</w:t>
       </w:r>
+    </w:p>
+    <w:p>
+      <w:pPr>
+        <w:widowControl/>
+      </w:pPr>
       <w:r>
         <w:rPr>
-          <w:rFonts w:ascii="Calibri" w:hAnsi="Calibri" w:eastAsia="Calibri"/>
-          <w:b w:val="0"/>
-          <w:i w:val="0"/>
-          <w:sz w:val="22"/>
+          <w:sz w:val="20"/>
         </w:rPr>
-        <w:t xml:space="preserve"> </w:t>
+        <w:t xml:space="preserve">1. Encyclopaedia Britannica. 'Laser.' </w:t>
       </w:r>
       <w:hyperlink r:id="rId10">
         <w:r>
           <w:rPr>
-            <w:rFonts w:ascii="Calibri" w:hAnsi="Calibri" w:eastAsia="Calibri"/>
-            <w:b w:val="0"/>
-            <w:i w:val="0"/>
-            <w:sz w:val="22"/>
-            <w:color w:val="0563C1"/>
-            <w:u w:val="single"/>
+            <w:sz w:val="20"/>
           </w:rPr>
           <w:t>https://www.britannica.com/technology/laser</w:t>
         </w:r>
       </w:hyperlink>
+      <w:r>
+        <w:rPr>
+          <w:sz w:val="20"/>
+        </w:rPr>
+      </w:r>
     </w:p>
     <w:p>
       <w:pPr>
-        <w:spacing w:after="80"/>
-        <w:ind w:left="360"/>
+        <w:widowControl/>
       </w:pPr>
       <w:r>
         <w:rPr>
-          <w:rFonts w:ascii="Calibri" w:hAnsi="Calibri" w:eastAsia="Calibri"/>
-          <w:b w:val="0"/>
-          <w:i w:val="0"/>
-          <w:sz w:val="22"/>
+          <w:sz w:val="20"/>
         </w:rPr>
-        <w:t>2. American Physical Society. «1960-жылдын 16-майы: Майман алгачкы иштеген лазерди көрсөттү».</w:t>
-      </w:r>
-      <w:r>
-        <w:rPr>
-          <w:rFonts w:ascii="Calibri" w:hAnsi="Calibri" w:eastAsia="Calibri"/>
-          <w:b w:val="0"/>
-          <w:i w:val="0"/>
-          <w:sz w:val="22"/>
-        </w:rPr>
-        <w:t xml:space="preserve"> </w:t>
+        <w:t xml:space="preserve">2. American Physical Society. 'May 16, 1960: Maiman Demonstrates the First Working Laser.' </w:t>
       </w:r>
       <w:hyperlink r:id="rId11">
         <w:r>
           <w:rPr>
-            <w:rFonts w:ascii="Calibri" w:hAnsi="Calibri" w:eastAsia="Calibri"/>
-            <w:b w:val="0"/>
-            <w:i w:val="0"/>
-            <w:sz w:val="22"/>
-            <w:color w:val="0563C1"/>
-            <w:u w:val="single"/>
+            <w:sz w:val="20"/>
           </w:rPr>
           <w:t>https://www.aps.org/apsnews/2010/05/first-working-laser</w:t>
         </w:r>
       </w:hyperlink>
-    </w:p>
-    <w:p>
-      <w:pPr>
-        <w:keepNext/>
-        <w:spacing w:before="240" w:after="120"/>
-      </w:pPr>
       <w:r>
         <w:rPr>
-          <w:rFonts w:ascii="Calibri" w:hAnsi="Calibri" w:eastAsia="Calibri"/>
-          <w:b/>
-          <w:i w:val="0"/>
-          <w:color w:val="004E8C"/>
-          <w:sz w:val="24"/>
+          <w:sz w:val="20"/>
         </w:rPr>
-        <w:t>G. Космос агенттиктеринин, лабораториялардын жана илимий уюмдардын материалдары</w:t>
       </w:r>
     </w:p>
     <w:p>
       <w:pPr>
-        <w:spacing w:after="80"/>
-        <w:ind w:left="360"/>
+        <w:pStyle w:val="Heading2"/>
+        <w:widowControl/>
       </w:pPr>
       <w:r>
         <w:rPr>
-          <w:rFonts w:ascii="Calibri" w:hAnsi="Calibri" w:eastAsia="Calibri"/>
-          <w:b w:val="0"/>
-          <w:i w:val="0"/>
-          <w:sz w:val="22"/>
+          <w:sz w:val="20"/>
         </w:rPr>
-        <w:t>1. Nobel Prize. «Физика боюнча 1964-жылкы Нобель сыйлыгы».</w:t>
+        <w:t>Илимий уюмдар</w:t>
       </w:r>
+    </w:p>
+    <w:p>
+      <w:pPr>
+        <w:widowControl/>
+      </w:pPr>
       <w:r>
         <w:rPr>
-          <w:rFonts w:ascii="Calibri" w:hAnsi="Calibri" w:eastAsia="Calibri"/>
-          <w:b w:val="0"/>
-          <w:i w:val="0"/>
-          <w:sz w:val="22"/>
+          <w:sz w:val="20"/>
         </w:rPr>
-        <w:t xml:space="preserve"> </w:t>
+        <w:t xml:space="preserve">1. Nobel Prize. 'The Nobel Prize in Physics 1964.' </w:t>
       </w:r>
       <w:hyperlink r:id="rId12">
         <w:r>
           <w:rPr>
-            <w:rFonts w:ascii="Calibri" w:hAnsi="Calibri" w:eastAsia="Calibri"/>
-            <w:b w:val="0"/>
-            <w:i w:val="0"/>
-            <w:sz w:val="22"/>
-            <w:color w:val="0563C1"/>
-            <w:u w:val="single"/>
+            <w:sz w:val="20"/>
           </w:rPr>
           <w:t>https://www.nobelprize.org/prizes/physics/1964/summary/</w:t>
         </w:r>
       </w:hyperlink>
+      <w:r>
+        <w:rPr>
+          <w:sz w:val="20"/>
+        </w:rPr>
+      </w:r>
     </w:p>
     <w:sectPr>
-      <w:pgSz w:w="12240" w:h="15840"/>
-      <w:pgMar w:top="1296" w:right="1440" w:bottom="1296" w:left="1440" w:header="720" w:footer="720" w:gutter="0"/>
+      <w:footerReference w:type="default" r:id="rId13"/>
+      <w:pgSz w:w="11906" w:h="16838"/>
+      <w:pgMar w:top="1020" w:right="1134" w:bottom="1020" w:left="1134" w:header="720" w:footer="720" w:gutter="0"/>
       <w:cols w:space="720"/>
       <w:docGrid w:linePitch="360"/>
     </w:sectPr>
   </w:body>
 </w:document>
+</file>
+
+<file path=word/footer1.xml><?xml version="1.0" encoding="utf-8"?>
+<w:ftr xmlns:m="http://schemas.openxmlformats.org/officeDocument/2006/math" xmlns:mc="http://schemas.openxmlformats.org/markup-compatibility/2006" xmlns:mo="http://schemas.microsoft.com/office/mac/office/2008/main" xmlns:mv="urn:schemas-microsoft-com:mac:vml" xmlns:o="urn:schemas-microsoft-com:office:office" xmlns:r="http://schemas.openxmlformats.org/officeDocument/2006/relationships" xmlns:v="urn:schemas-microsoft-com:vml" xmlns:w10="urn:schemas-microsoft-com:office:word" xmlns:w14="http://schemas.microsoft.com/office/word/2010/wordml" xmlns:w="http://schemas.openxmlformats.org/wordprocessingml/2006/main" xmlns:wne="http://schemas.microsoft.com/office/word/2006/wordml" xmlns:wp14="http://schemas.microsoft.com/office/word/2010/wordprocessingDrawing" xmlns:wp="http://schemas.openxmlformats.org/drawingml/2006/wordprocessingDrawing" xmlns:wpc="http://schemas.microsoft.com/office/word/2010/wordprocessingCanvas" xmlns:wpg="http://schemas.microsoft.com/office/word/2010/wordprocessingGroup" xmlns:wpi="http://schemas.microsoft.com/office/word/2010/wordprocessingInk" xmlns:wps="http://schemas.microsoft.com/office/word/2010/wordprocessingShape" mc:Ignorable="w14 wp14">
+  <w:p>
+    <w:pPr>
+      <w:pStyle w:val="Footer"/>
+      <w:jc w:val="right"/>
+    </w:pPr>
+    <w:fldSimple w:instr="PAGE"/>
+  </w:p>
+</w:ftr>
 </file>
 
 <file path=word/numbering.xml><?xml version="1.0" encoding="utf-8"?>
@@ -757,7 +571,7 @@
   <w:docDefaults>
     <w:rPrDefault>
       <w:rPr>
-        <w:rFonts w:asciiTheme="minorHAnsi" w:eastAsiaTheme="minorEastAsia" w:hAnsiTheme="minorHAnsi" w:cstheme="minorBidi"/>
+        <w:rFonts/>
         <w:sz w:val="22"/>
         <w:szCs w:val="22"/>
         <w:lang w:val="en-US" w:eastAsia="en-US" w:bidi="ar-SA"/>
@@ -912,6 +726,15 @@
     <w:name w:val="Normal"/>
     <w:qFormat/>
     <w:rsid w:val="00FC693F"/>
+    <w:pPr>
+      <w:spacing w:after="120" w:line="259" w:lineRule="auto"/>
+    </w:pPr>
+    <w:rPr>
+      <w:rFonts w:ascii="Times New Roman" w:hAnsi="Times New Roman"/>
+      <w:color w:val="000000"/>
+      <w:sz w:val="24"/>
+      <w:lang w:val="ky-KG"/>
+    </w:rPr>
   </w:style>
   <w:style w:type="paragraph" w:styleId="Header">
     <w:name w:val="header"/>
@@ -968,16 +791,17 @@
     <w:pPr>
       <w:keepNext/>
       <w:keepLines/>
-      <w:spacing w:before="480" w:after="0"/>
+      <w:spacing w:before="480" w:after="120" w:line="259" w:lineRule="auto"/>
       <w:outlineLvl w:val="0"/>
     </w:pPr>
     <w:rPr>
-      <w:rFonts w:asciiTheme="majorHAnsi" w:eastAsiaTheme="majorEastAsia" w:hAnsiTheme="majorHAnsi" w:cstheme="majorBidi"/>
+      <w:rFonts w:ascii="Times New Roman" w:hAnsi="Times New Roman"/>
       <w:b/>
       <w:bCs/>
-      <w:color w:val="365F91" w:themeColor="accent1" w:themeShade="BF"/>
-      <w:sz w:val="28"/>
+      <w:color w:val="000000"/>
+      <w:sz w:val="26"/>
       <w:szCs w:val="28"/>
+      <w:lang w:val="ky-KG"/>
     </w:rPr>
   </w:style>
   <w:style w:type="paragraph" w:styleId="Heading2">
@@ -992,16 +816,17 @@
     <w:pPr>
       <w:keepNext/>
       <w:keepLines/>
-      <w:spacing w:before="200" w:after="0"/>
+      <w:spacing w:before="200" w:after="120" w:line="259" w:lineRule="auto"/>
       <w:outlineLvl w:val="1"/>
     </w:pPr>
     <w:rPr>
-      <w:rFonts w:asciiTheme="majorHAnsi" w:eastAsiaTheme="majorEastAsia" w:hAnsiTheme="majorHAnsi" w:cstheme="majorBidi"/>
+      <w:rFonts w:ascii="Times New Roman" w:hAnsi="Times New Roman"/>
       <w:b/>
       <w:bCs/>
-      <w:color w:val="4F81BD" w:themeColor="accent1"/>
+      <w:color w:val="000000"/>
       <w:sz w:val="26"/>
       <w:szCs w:val="26"/>
+      <w:lang w:val="ky-KG"/>
     </w:rPr>
   </w:style>
   <w:style w:type="paragraph" w:styleId="Heading3">
@@ -1020,7 +845,7 @@
       <w:outlineLvl w:val="2"/>
     </w:pPr>
     <w:rPr>
-      <w:rFonts w:asciiTheme="majorHAnsi" w:eastAsiaTheme="majorEastAsia" w:hAnsiTheme="majorHAnsi" w:cstheme="majorBidi"/>
+      <w:rFonts/>
       <w:b/>
       <w:bCs/>
       <w:color w:val="4F81BD" w:themeColor="accent1"/>
@@ -1043,7 +868,7 @@
       <w:outlineLvl w:val="3"/>
     </w:pPr>
     <w:rPr>
-      <w:rFonts w:asciiTheme="majorHAnsi" w:eastAsiaTheme="majorEastAsia" w:hAnsiTheme="majorHAnsi" w:cstheme="majorBidi"/>
+      <w:rFonts/>
       <w:b/>
       <w:bCs/>
       <w:i/>
@@ -1068,7 +893,7 @@
       <w:outlineLvl w:val="4"/>
     </w:pPr>
     <w:rPr>
-      <w:rFonts w:asciiTheme="majorHAnsi" w:eastAsiaTheme="majorEastAsia" w:hAnsiTheme="majorHAnsi" w:cstheme="majorBidi"/>
+      <w:rFonts/>
       <w:color w:val="243F60" w:themeColor="accent1" w:themeShade="7F"/>
     </w:rPr>
   </w:style>
@@ -1089,7 +914,7 @@
       <w:outlineLvl w:val="5"/>
     </w:pPr>
     <w:rPr>
-      <w:rFonts w:asciiTheme="majorHAnsi" w:eastAsiaTheme="majorEastAsia" w:hAnsiTheme="majorHAnsi" w:cstheme="majorBidi"/>
+      <w:rFonts/>
       <w:i/>
       <w:iCs/>
       <w:color w:val="243F60" w:themeColor="accent1" w:themeShade="7F"/>
@@ -1112,7 +937,7 @@
       <w:outlineLvl w:val="6"/>
     </w:pPr>
     <w:rPr>
-      <w:rFonts w:asciiTheme="majorHAnsi" w:eastAsiaTheme="majorEastAsia" w:hAnsiTheme="majorHAnsi" w:cstheme="majorBidi"/>
+      <w:rFonts/>
       <w:i/>
       <w:iCs/>
       <w:color w:val="404040" w:themeColor="text1" w:themeTint="BF"/>
@@ -1135,7 +960,7 @@
       <w:outlineLvl w:val="7"/>
     </w:pPr>
     <w:rPr>
-      <w:rFonts w:asciiTheme="majorHAnsi" w:eastAsiaTheme="majorEastAsia" w:hAnsiTheme="majorHAnsi" w:cstheme="majorBidi"/>
+      <w:rFonts/>
       <w:color w:val="4F81BD" w:themeColor="accent1"/>
       <w:sz w:val="20"/>
       <w:szCs w:val="20"/>
@@ -1158,7 +983,7 @@
       <w:outlineLvl w:val="8"/>
     </w:pPr>
     <w:rPr>
-      <w:rFonts w:asciiTheme="majorHAnsi" w:eastAsiaTheme="majorEastAsia" w:hAnsiTheme="majorHAnsi" w:cstheme="majorBidi"/>
+      <w:rFonts/>
       <w:i/>
       <w:iCs/>
       <w:color w:val="404040" w:themeColor="text1" w:themeTint="BF"/>
@@ -1209,7 +1034,7 @@
     <w:uiPriority w:val="9"/>
     <w:rsid w:val="00FC693F"/>
     <w:rPr>
-      <w:rFonts w:asciiTheme="majorHAnsi" w:eastAsiaTheme="majorEastAsia" w:hAnsiTheme="majorHAnsi" w:cstheme="majorBidi"/>
+      <w:rFonts/>
       <w:b/>
       <w:bCs/>
       <w:color w:val="365F91" w:themeColor="accent1" w:themeShade="BF"/>
@@ -1224,7 +1049,7 @@
     <w:uiPriority w:val="9"/>
     <w:rsid w:val="00FC693F"/>
     <w:rPr>
-      <w:rFonts w:asciiTheme="majorHAnsi" w:eastAsiaTheme="majorEastAsia" w:hAnsiTheme="majorHAnsi" w:cstheme="majorBidi"/>
+      <w:rFonts/>
       <w:b/>
       <w:bCs/>
       <w:color w:val="4F81BD" w:themeColor="accent1"/>
@@ -1239,7 +1064,7 @@
     <w:uiPriority w:val="9"/>
     <w:rsid w:val="00FC693F"/>
     <w:rPr>
-      <w:rFonts w:asciiTheme="majorHAnsi" w:eastAsiaTheme="majorEastAsia" w:hAnsiTheme="majorHAnsi" w:cstheme="majorBidi"/>
+      <w:rFonts/>
       <w:b/>
       <w:bCs/>
       <w:color w:val="4F81BD" w:themeColor="accent1"/>
@@ -1254,19 +1079,17 @@
     <w:qFormat/>
     <w:rsid w:val="00FC693F"/>
     <w:pPr>
-      <w:pBdr>
-        <w:bottom w:val="single" w:sz="8" w:space="4" w:color="4F81BD" w:themeColor="accent1"/>
-      </w:pBdr>
-      <w:spacing w:after="300" w:line="240" w:lineRule="auto"/>
+      <w:spacing w:after="120" w:line="259" w:lineRule="auto"/>
       <w:contextualSpacing/>
     </w:pPr>
     <w:rPr>
-      <w:rFonts w:asciiTheme="majorHAnsi" w:eastAsiaTheme="majorEastAsia" w:hAnsiTheme="majorHAnsi" w:cstheme="majorBidi"/>
-      <w:color w:val="17365D" w:themeColor="text2" w:themeShade="BF"/>
+      <w:rFonts w:ascii="Times New Roman" w:hAnsi="Times New Roman"/>
+      <w:color w:val="000000"/>
       <w:spacing w:val="5"/>
       <w:kern w:val="28"/>
-      <w:sz w:val="52"/>
+      <w:sz w:val="40"/>
       <w:szCs w:val="52"/>
+      <w:lang w:val="ky-KG"/>
     </w:rPr>
   </w:style>
   <w:style w:type="character" w:customStyle="1" w:styleId="TitleChar">
@@ -1276,7 +1099,7 @@
     <w:uiPriority w:val="10"/>
     <w:rsid w:val="00FC693F"/>
     <w:rPr>
-      <w:rFonts w:asciiTheme="majorHAnsi" w:eastAsiaTheme="majorEastAsia" w:hAnsiTheme="majorHAnsi" w:cstheme="majorBidi"/>
+      <w:rFonts/>
       <w:color w:val="17365D" w:themeColor="text2" w:themeShade="BF"/>
       <w:spacing w:val="5"/>
       <w:kern w:val="28"/>
@@ -1298,7 +1121,7 @@
       </w:numPr>
     </w:pPr>
     <w:rPr>
-      <w:rFonts w:asciiTheme="majorHAnsi" w:eastAsiaTheme="majorEastAsia" w:hAnsiTheme="majorHAnsi" w:cstheme="majorBidi"/>
+      <w:rFonts/>
       <w:i/>
       <w:iCs/>
       <w:color w:val="4F81BD" w:themeColor="accent1"/>
@@ -1314,7 +1137,7 @@
     <w:uiPriority w:val="11"/>
     <w:rsid w:val="00FC693F"/>
     <w:rPr>
-      <w:rFonts w:asciiTheme="majorHAnsi" w:eastAsiaTheme="majorEastAsia" w:hAnsiTheme="majorHAnsi" w:cstheme="majorBidi"/>
+      <w:rFonts/>
       <w:i/>
       <w:iCs/>
       <w:color w:val="4F81BD" w:themeColor="accent1"/>
@@ -1439,8 +1262,15 @@
       <w:numPr>
         <w:numId w:val="1"/>
       </w:numPr>
+      <w:spacing w:after="120" w:line="259" w:lineRule="auto"/>
       <w:contextualSpacing/>
     </w:pPr>
+    <w:rPr>
+      <w:rFonts w:ascii="Times New Roman" w:hAnsi="Times New Roman"/>
+      <w:color w:val="000000"/>
+      <w:sz w:val="24"/>
+      <w:lang w:val="ky-KG"/>
+    </w:rPr>
   </w:style>
   <w:style w:type="paragraph" w:styleId="ListBullet2">
     <w:name w:val="List Bullet 2"/>
@@ -1612,7 +1442,7 @@
     <w:semiHidden/>
     <w:rsid w:val="00FC693F"/>
     <w:rPr>
-      <w:rFonts w:asciiTheme="majorHAnsi" w:eastAsiaTheme="majorEastAsia" w:hAnsiTheme="majorHAnsi" w:cstheme="majorBidi"/>
+      <w:rFonts/>
       <w:b/>
       <w:bCs/>
       <w:i/>
@@ -1628,7 +1458,7 @@
     <w:semiHidden/>
     <w:rsid w:val="00FC693F"/>
     <w:rPr>
-      <w:rFonts w:asciiTheme="majorHAnsi" w:eastAsiaTheme="majorEastAsia" w:hAnsiTheme="majorHAnsi" w:cstheme="majorBidi"/>
+      <w:rFonts/>
       <w:color w:val="243F60" w:themeColor="accent1" w:themeShade="7F"/>
     </w:rPr>
   </w:style>
@@ -1640,7 +1470,7 @@
     <w:semiHidden/>
     <w:rsid w:val="00FC693F"/>
     <w:rPr>
-      <w:rFonts w:asciiTheme="majorHAnsi" w:eastAsiaTheme="majorEastAsia" w:hAnsiTheme="majorHAnsi" w:cstheme="majorBidi"/>
+      <w:rFonts/>
       <w:i/>
       <w:iCs/>
       <w:color w:val="243F60" w:themeColor="accent1" w:themeShade="7F"/>
@@ -1654,7 +1484,7 @@
     <w:semiHidden/>
     <w:rsid w:val="00FC693F"/>
     <w:rPr>
-      <w:rFonts w:asciiTheme="majorHAnsi" w:eastAsiaTheme="majorEastAsia" w:hAnsiTheme="majorHAnsi" w:cstheme="majorBidi"/>
+      <w:rFonts/>
       <w:i/>
       <w:iCs/>
       <w:color w:val="404040" w:themeColor="text1" w:themeTint="BF"/>
@@ -1668,7 +1498,7 @@
     <w:semiHidden/>
     <w:rsid w:val="00FC693F"/>
     <w:rPr>
-      <w:rFonts w:asciiTheme="majorHAnsi" w:eastAsiaTheme="majorEastAsia" w:hAnsiTheme="majorHAnsi" w:cstheme="majorBidi"/>
+      <w:rFonts/>
       <w:color w:val="4F81BD" w:themeColor="accent1"/>
       <w:sz w:val="20"/>
       <w:szCs w:val="20"/>
@@ -1682,7 +1512,7 @@
     <w:semiHidden/>
     <w:rsid w:val="00FC693F"/>
     <w:rPr>
-      <w:rFonts w:asciiTheme="majorHAnsi" w:eastAsiaTheme="majorEastAsia" w:hAnsiTheme="majorHAnsi" w:cstheme="majorBidi"/>
+      <w:rFonts/>
       <w:i/>
       <w:iCs/>
       <w:color w:val="404040" w:themeColor="text1" w:themeTint="BF"/>
@@ -1741,9 +1571,6 @@
     <w:qFormat/>
     <w:rsid w:val="00FC693F"/>
     <w:pPr>
-      <w:pBdr>
-        <w:bottom w:val="single" w:sz="4" w:space="4" w:color="4F81BD" w:themeColor="accent1"/>
-      </w:pBdr>
       <w:spacing w:before="200" w:after="280"/>
       <w:ind w:left="936" w:right="936"/>
     </w:pPr>
@@ -3271,7 +3098,7 @@
         <w:spacing w:before="0" w:after="0" w:line="240" w:lineRule="auto"/>
       </w:pPr>
       <w:rPr>
-        <w:rFonts w:asciiTheme="majorHAnsi" w:eastAsiaTheme="majorEastAsia" w:hAnsiTheme="majorHAnsi" w:cstheme="majorBidi"/>
+        <w:rFonts/>
         <w:b/>
         <w:bCs/>
       </w:rPr>
@@ -3292,7 +3119,7 @@
         <w:spacing w:before="0" w:after="0" w:line="240" w:lineRule="auto"/>
       </w:pPr>
       <w:rPr>
-        <w:rFonts w:asciiTheme="majorHAnsi" w:eastAsiaTheme="majorEastAsia" w:hAnsiTheme="majorHAnsi" w:cstheme="majorBidi"/>
+        <w:rFonts/>
         <w:b/>
         <w:bCs/>
       </w:rPr>
@@ -3310,14 +3137,14 @@
     </w:tblStylePr>
     <w:tblStylePr w:type="firstCol">
       <w:rPr>
-        <w:rFonts w:asciiTheme="majorHAnsi" w:eastAsiaTheme="majorEastAsia" w:hAnsiTheme="majorHAnsi" w:cstheme="majorBidi"/>
+        <w:rFonts/>
         <w:b/>
         <w:bCs/>
       </w:rPr>
     </w:tblStylePr>
     <w:tblStylePr w:type="lastCol">
       <w:rPr>
-        <w:rFonts w:asciiTheme="majorHAnsi" w:eastAsiaTheme="majorEastAsia" w:hAnsiTheme="majorHAnsi" w:cstheme="majorBidi"/>
+        <w:rFonts/>
         <w:b/>
         <w:bCs/>
       </w:rPr>
@@ -3401,7 +3228,7 @@
         <w:spacing w:before="0" w:after="0" w:line="240" w:lineRule="auto"/>
       </w:pPr>
       <w:rPr>
-        <w:rFonts w:asciiTheme="majorHAnsi" w:eastAsiaTheme="majorEastAsia" w:hAnsiTheme="majorHAnsi" w:cstheme="majorBidi"/>
+        <w:rFonts/>
         <w:b/>
         <w:bCs/>
       </w:rPr>
@@ -3422,7 +3249,7 @@
         <w:spacing w:before="0" w:after="0" w:line="240" w:lineRule="auto"/>
       </w:pPr>
       <w:rPr>
-        <w:rFonts w:asciiTheme="majorHAnsi" w:eastAsiaTheme="majorEastAsia" w:hAnsiTheme="majorHAnsi" w:cstheme="majorBidi"/>
+        <w:rFonts/>
         <w:b/>
         <w:bCs/>
       </w:rPr>
@@ -3440,14 +3267,14 @@
     </w:tblStylePr>
     <w:tblStylePr w:type="firstCol">
       <w:rPr>
-        <w:rFonts w:asciiTheme="majorHAnsi" w:eastAsiaTheme="majorEastAsia" w:hAnsiTheme="majorHAnsi" w:cstheme="majorBidi"/>
+        <w:rFonts/>
         <w:b/>
         <w:bCs/>
       </w:rPr>
     </w:tblStylePr>
     <w:tblStylePr w:type="lastCol">
       <w:rPr>
-        <w:rFonts w:asciiTheme="majorHAnsi" w:eastAsiaTheme="majorEastAsia" w:hAnsiTheme="majorHAnsi" w:cstheme="majorBidi"/>
+        <w:rFonts/>
         <w:b/>
         <w:bCs/>
       </w:rPr>
@@ -3531,7 +3358,7 @@
         <w:spacing w:before="0" w:after="0" w:line="240" w:lineRule="auto"/>
       </w:pPr>
       <w:rPr>
-        <w:rFonts w:asciiTheme="majorHAnsi" w:eastAsiaTheme="majorEastAsia" w:hAnsiTheme="majorHAnsi" w:cstheme="majorBidi"/>
+        <w:rFonts/>
         <w:b/>
         <w:bCs/>
       </w:rPr>
@@ -3552,7 +3379,7 @@
         <w:spacing w:before="0" w:after="0" w:line="240" w:lineRule="auto"/>
       </w:pPr>
       <w:rPr>
-        <w:rFonts w:asciiTheme="majorHAnsi" w:eastAsiaTheme="majorEastAsia" w:hAnsiTheme="majorHAnsi" w:cstheme="majorBidi"/>
+        <w:rFonts/>
         <w:b/>
         <w:bCs/>
       </w:rPr>
@@ -3570,14 +3397,14 @@
     </w:tblStylePr>
     <w:tblStylePr w:type="firstCol">
       <w:rPr>
-        <w:rFonts w:asciiTheme="majorHAnsi" w:eastAsiaTheme="majorEastAsia" w:hAnsiTheme="majorHAnsi" w:cstheme="majorBidi"/>
+        <w:rFonts/>
         <w:b/>
         <w:bCs/>
       </w:rPr>
     </w:tblStylePr>
     <w:tblStylePr w:type="lastCol">
       <w:rPr>
-        <w:rFonts w:asciiTheme="majorHAnsi" w:eastAsiaTheme="majorEastAsia" w:hAnsiTheme="majorHAnsi" w:cstheme="majorBidi"/>
+        <w:rFonts/>
         <w:b/>
         <w:bCs/>
       </w:rPr>
@@ -3661,7 +3488,7 @@
         <w:spacing w:before="0" w:after="0" w:line="240" w:lineRule="auto"/>
       </w:pPr>
       <w:rPr>
-        <w:rFonts w:asciiTheme="majorHAnsi" w:eastAsiaTheme="majorEastAsia" w:hAnsiTheme="majorHAnsi" w:cstheme="majorBidi"/>
+        <w:rFonts/>
         <w:b/>
         <w:bCs/>
       </w:rPr>
@@ -3682,7 +3509,7 @@
         <w:spacing w:before="0" w:after="0" w:line="240" w:lineRule="auto"/>
       </w:pPr>
       <w:rPr>
-        <w:rFonts w:asciiTheme="majorHAnsi" w:eastAsiaTheme="majorEastAsia" w:hAnsiTheme="majorHAnsi" w:cstheme="majorBidi"/>
+        <w:rFonts/>
         <w:b/>
         <w:bCs/>
       </w:rPr>
@@ -3700,14 +3527,14 @@
     </w:tblStylePr>
     <w:tblStylePr w:type="firstCol">
       <w:rPr>
-        <w:rFonts w:asciiTheme="majorHAnsi" w:eastAsiaTheme="majorEastAsia" w:hAnsiTheme="majorHAnsi" w:cstheme="majorBidi"/>
+        <w:rFonts/>
         <w:b/>
         <w:bCs/>
       </w:rPr>
     </w:tblStylePr>
     <w:tblStylePr w:type="lastCol">
       <w:rPr>
-        <w:rFonts w:asciiTheme="majorHAnsi" w:eastAsiaTheme="majorEastAsia" w:hAnsiTheme="majorHAnsi" w:cstheme="majorBidi"/>
+        <w:rFonts/>
         <w:b/>
         <w:bCs/>
       </w:rPr>
@@ -3791,7 +3618,7 @@
         <w:spacing w:before="0" w:after="0" w:line="240" w:lineRule="auto"/>
       </w:pPr>
       <w:rPr>
-        <w:rFonts w:asciiTheme="majorHAnsi" w:eastAsiaTheme="majorEastAsia" w:hAnsiTheme="majorHAnsi" w:cstheme="majorBidi"/>
+        <w:rFonts/>
         <w:b/>
         <w:bCs/>
       </w:rPr>
@@ -3812,7 +3639,7 @@
         <w:spacing w:before="0" w:after="0" w:line="240" w:lineRule="auto"/>
       </w:pPr>
       <w:rPr>
-        <w:rFonts w:asciiTheme="majorHAnsi" w:eastAsiaTheme="majorEastAsia" w:hAnsiTheme="majorHAnsi" w:cstheme="majorBidi"/>
+        <w:rFonts/>
         <w:b/>
         <w:bCs/>
       </w:rPr>
@@ -3830,14 +3657,14 @@
     </w:tblStylePr>
     <w:tblStylePr w:type="firstCol">
       <w:rPr>
-        <w:rFonts w:asciiTheme="majorHAnsi" w:eastAsiaTheme="majorEastAsia" w:hAnsiTheme="majorHAnsi" w:cstheme="majorBidi"/>
+        <w:rFonts/>
         <w:b/>
         <w:bCs/>
       </w:rPr>
     </w:tblStylePr>
     <w:tblStylePr w:type="lastCol">
       <w:rPr>
-        <w:rFonts w:asciiTheme="majorHAnsi" w:eastAsiaTheme="majorEastAsia" w:hAnsiTheme="majorHAnsi" w:cstheme="majorBidi"/>
+        <w:rFonts/>
         <w:b/>
         <w:bCs/>
       </w:rPr>
@@ -3921,7 +3748,7 @@
         <w:spacing w:before="0" w:after="0" w:line="240" w:lineRule="auto"/>
       </w:pPr>
       <w:rPr>
-        <w:rFonts w:asciiTheme="majorHAnsi" w:eastAsiaTheme="majorEastAsia" w:hAnsiTheme="majorHAnsi" w:cstheme="majorBidi"/>
+        <w:rFonts/>
         <w:b/>
         <w:bCs/>
       </w:rPr>
@@ -3942,7 +3769,7 @@
         <w:spacing w:before="0" w:after="0" w:line="240" w:lineRule="auto"/>
       </w:pPr>
       <w:rPr>
-        <w:rFonts w:asciiTheme="majorHAnsi" w:eastAsiaTheme="majorEastAsia" w:hAnsiTheme="majorHAnsi" w:cstheme="majorBidi"/>
+        <w:rFonts/>
         <w:b/>
         <w:bCs/>
       </w:rPr>
@@ -3960,14 +3787,14 @@
     </w:tblStylePr>
     <w:tblStylePr w:type="firstCol">
       <w:rPr>
-        <w:rFonts w:asciiTheme="majorHAnsi" w:eastAsiaTheme="majorEastAsia" w:hAnsiTheme="majorHAnsi" w:cstheme="majorBidi"/>
+        <w:rFonts/>
         <w:b/>
         <w:bCs/>
       </w:rPr>
     </w:tblStylePr>
     <w:tblStylePr w:type="lastCol">
       <w:rPr>
-        <w:rFonts w:asciiTheme="majorHAnsi" w:eastAsiaTheme="majorEastAsia" w:hAnsiTheme="majorHAnsi" w:cstheme="majorBidi"/>
+        <w:rFonts/>
         <w:b/>
         <w:bCs/>
       </w:rPr>
@@ -4051,7 +3878,7 @@
         <w:spacing w:before="0" w:after="0" w:line="240" w:lineRule="auto"/>
       </w:pPr>
       <w:rPr>
-        <w:rFonts w:asciiTheme="majorHAnsi" w:eastAsiaTheme="majorEastAsia" w:hAnsiTheme="majorHAnsi" w:cstheme="majorBidi"/>
+        <w:rFonts/>
         <w:b/>
         <w:bCs/>
       </w:rPr>
@@ -4072,7 +3899,7 @@
         <w:spacing w:before="0" w:after="0" w:line="240" w:lineRule="auto"/>
       </w:pPr>
       <w:rPr>
-        <w:rFonts w:asciiTheme="majorHAnsi" w:eastAsiaTheme="majorEastAsia" w:hAnsiTheme="majorHAnsi" w:cstheme="majorBidi"/>
+        <w:rFonts/>
         <w:b/>
         <w:bCs/>
       </w:rPr>
@@ -4090,14 +3917,14 @@
     </w:tblStylePr>
     <w:tblStylePr w:type="firstCol">
       <w:rPr>
-        <w:rFonts w:asciiTheme="majorHAnsi" w:eastAsiaTheme="majorEastAsia" w:hAnsiTheme="majorHAnsi" w:cstheme="majorBidi"/>
+        <w:rFonts/>
         <w:b/>
         <w:bCs/>
       </w:rPr>
     </w:tblStylePr>
     <w:tblStylePr w:type="lastCol">
       <w:rPr>
-        <w:rFonts w:asciiTheme="majorHAnsi" w:eastAsiaTheme="majorEastAsia" w:hAnsiTheme="majorHAnsi" w:cstheme="majorBidi"/>
+        <w:rFonts/>
         <w:b/>
         <w:bCs/>
       </w:rPr>
@@ -5962,7 +5789,7 @@
     </w:tblPr>
     <w:tblStylePr w:type="firstRow">
       <w:rPr>
-        <w:rFonts w:asciiTheme="majorHAnsi" w:eastAsiaTheme="majorEastAsia" w:hAnsiTheme="majorHAnsi" w:cstheme="majorBidi"/>
+        <w:rFonts/>
       </w:rPr>
       <w:tblPr/>
       <w:tcPr>
@@ -6046,7 +5873,7 @@
     </w:tblPr>
     <w:tblStylePr w:type="firstRow">
       <w:rPr>
-        <w:rFonts w:asciiTheme="majorHAnsi" w:eastAsiaTheme="majorEastAsia" w:hAnsiTheme="majorHAnsi" w:cstheme="majorBidi"/>
+        <w:rFonts/>
       </w:rPr>
       <w:tblPr/>
       <w:tcPr>
@@ -6130,7 +5957,7 @@
     </w:tblPr>
     <w:tblStylePr w:type="firstRow">
       <w:rPr>
-        <w:rFonts w:asciiTheme="majorHAnsi" w:eastAsiaTheme="majorEastAsia" w:hAnsiTheme="majorHAnsi" w:cstheme="majorBidi"/>
+        <w:rFonts/>
       </w:rPr>
       <w:tblPr/>
       <w:tcPr>
@@ -6214,7 +6041,7 @@
     </w:tblPr>
     <w:tblStylePr w:type="firstRow">
       <w:rPr>
-        <w:rFonts w:asciiTheme="majorHAnsi" w:eastAsiaTheme="majorEastAsia" w:hAnsiTheme="majorHAnsi" w:cstheme="majorBidi"/>
+        <w:rFonts/>
       </w:rPr>
       <w:tblPr/>
       <w:tcPr>
@@ -6298,7 +6125,7 @@
     </w:tblPr>
     <w:tblStylePr w:type="firstRow">
       <w:rPr>
-        <w:rFonts w:asciiTheme="majorHAnsi" w:eastAsiaTheme="majorEastAsia" w:hAnsiTheme="majorHAnsi" w:cstheme="majorBidi"/>
+        <w:rFonts/>
       </w:rPr>
       <w:tblPr/>
       <w:tcPr>
@@ -6382,7 +6209,7 @@
     </w:tblPr>
     <w:tblStylePr w:type="firstRow">
       <w:rPr>
-        <w:rFonts w:asciiTheme="majorHAnsi" w:eastAsiaTheme="majorEastAsia" w:hAnsiTheme="majorHAnsi" w:cstheme="majorBidi"/>
+        <w:rFonts/>
       </w:rPr>
       <w:tblPr/>
       <w:tcPr>
@@ -6466,7 +6293,7 @@
     </w:tblPr>
     <w:tblStylePr w:type="firstRow">
       <w:rPr>
-        <w:rFonts w:asciiTheme="majorHAnsi" w:eastAsiaTheme="majorEastAsia" w:hAnsiTheme="majorHAnsi" w:cstheme="majorBidi"/>
+        <w:rFonts/>
       </w:rPr>
       <w:tblPr/>
       <w:tcPr>
@@ -6531,7 +6358,7 @@
       <w:spacing w:after="0" w:line="240" w:lineRule="auto"/>
     </w:pPr>
     <w:rPr>
-      <w:rFonts w:asciiTheme="majorHAnsi" w:eastAsiaTheme="majorEastAsia" w:hAnsiTheme="majorHAnsi" w:cstheme="majorBidi"/>
+      <w:rFonts/>
       <w:color w:val="000000" w:themeColor="text1"/>
     </w:rPr>
     <w:tblPr>
@@ -6659,7 +6486,7 @@
       <w:spacing w:after="0" w:line="240" w:lineRule="auto"/>
     </w:pPr>
     <w:rPr>
-      <w:rFonts w:asciiTheme="majorHAnsi" w:eastAsiaTheme="majorEastAsia" w:hAnsiTheme="majorHAnsi" w:cstheme="majorBidi"/>
+      <w:rFonts/>
       <w:color w:val="000000" w:themeColor="text1"/>
     </w:rPr>
     <w:tblPr>
@@ -6787,7 +6614,7 @@
       <w:spacing w:after="0" w:line="240" w:lineRule="auto"/>
     </w:pPr>
     <w:rPr>
-      <w:rFonts w:asciiTheme="majorHAnsi" w:eastAsiaTheme="majorEastAsia" w:hAnsiTheme="majorHAnsi" w:cstheme="majorBidi"/>
+      <w:rFonts/>
       <w:color w:val="000000" w:themeColor="text1"/>
     </w:rPr>
     <w:tblPr>
@@ -6915,7 +6742,7 @@
       <w:spacing w:after="0" w:line="240" w:lineRule="auto"/>
     </w:pPr>
     <w:rPr>
-      <w:rFonts w:asciiTheme="majorHAnsi" w:eastAsiaTheme="majorEastAsia" w:hAnsiTheme="majorHAnsi" w:cstheme="majorBidi"/>
+      <w:rFonts/>
       <w:color w:val="000000" w:themeColor="text1"/>
     </w:rPr>
     <w:tblPr>
@@ -7043,7 +6870,7 @@
       <w:spacing w:after="0" w:line="240" w:lineRule="auto"/>
     </w:pPr>
     <w:rPr>
-      <w:rFonts w:asciiTheme="majorHAnsi" w:eastAsiaTheme="majorEastAsia" w:hAnsiTheme="majorHAnsi" w:cstheme="majorBidi"/>
+      <w:rFonts/>
       <w:color w:val="000000" w:themeColor="text1"/>
     </w:rPr>
     <w:tblPr>
@@ -7171,7 +6998,7 @@
       <w:spacing w:after="0" w:line="240" w:lineRule="auto"/>
     </w:pPr>
     <w:rPr>
-      <w:rFonts w:asciiTheme="majorHAnsi" w:eastAsiaTheme="majorEastAsia" w:hAnsiTheme="majorHAnsi" w:cstheme="majorBidi"/>
+      <w:rFonts/>
       <w:color w:val="000000" w:themeColor="text1"/>
     </w:rPr>
     <w:tblPr>
@@ -7299,7 +7126,7 @@
       <w:spacing w:after="0" w:line="240" w:lineRule="auto"/>
     </w:pPr>
     <w:rPr>
-      <w:rFonts w:asciiTheme="majorHAnsi" w:eastAsiaTheme="majorEastAsia" w:hAnsiTheme="majorHAnsi" w:cstheme="majorBidi"/>
+      <w:rFonts/>
       <w:color w:val="000000" w:themeColor="text1"/>
     </w:rPr>
     <w:tblPr>
@@ -7938,7 +7765,7 @@
       <w:spacing w:after="0" w:line="240" w:lineRule="auto"/>
     </w:pPr>
     <w:rPr>
-      <w:rFonts w:asciiTheme="majorHAnsi" w:eastAsiaTheme="majorEastAsia" w:hAnsiTheme="majorHAnsi" w:cstheme="majorBidi"/>
+      <w:rFonts/>
       <w:color w:val="000000" w:themeColor="text1"/>
     </w:rPr>
     <w:tblPr>
@@ -8063,7 +7890,7 @@
       <w:spacing w:after="0" w:line="240" w:lineRule="auto"/>
     </w:pPr>
     <w:rPr>
-      <w:rFonts w:asciiTheme="majorHAnsi" w:eastAsiaTheme="majorEastAsia" w:hAnsiTheme="majorHAnsi" w:cstheme="majorBidi"/>
+      <w:rFonts/>
       <w:color w:val="000000" w:themeColor="text1"/>
     </w:rPr>
     <w:tblPr>
@@ -8188,7 +8015,7 @@
       <w:spacing w:after="0" w:line="240" w:lineRule="auto"/>
     </w:pPr>
     <w:rPr>
-      <w:rFonts w:asciiTheme="majorHAnsi" w:eastAsiaTheme="majorEastAsia" w:hAnsiTheme="majorHAnsi" w:cstheme="majorBidi"/>
+      <w:rFonts/>
       <w:color w:val="000000" w:themeColor="text1"/>
     </w:rPr>
     <w:tblPr>
@@ -8313,7 +8140,7 @@
       <w:spacing w:after="0" w:line="240" w:lineRule="auto"/>
     </w:pPr>
     <w:rPr>
-      <w:rFonts w:asciiTheme="majorHAnsi" w:eastAsiaTheme="majorEastAsia" w:hAnsiTheme="majorHAnsi" w:cstheme="majorBidi"/>
+      <w:rFonts/>
       <w:color w:val="000000" w:themeColor="text1"/>
     </w:rPr>
     <w:tblPr>
@@ -8438,7 +8265,7 @@
       <w:spacing w:after="0" w:line="240" w:lineRule="auto"/>
     </w:pPr>
     <w:rPr>
-      <w:rFonts w:asciiTheme="majorHAnsi" w:eastAsiaTheme="majorEastAsia" w:hAnsiTheme="majorHAnsi" w:cstheme="majorBidi"/>
+      <w:rFonts/>
       <w:color w:val="000000" w:themeColor="text1"/>
     </w:rPr>
     <w:tblPr>
@@ -8563,7 +8390,7 @@
       <w:spacing w:after="0" w:line="240" w:lineRule="auto"/>
     </w:pPr>
     <w:rPr>
-      <w:rFonts w:asciiTheme="majorHAnsi" w:eastAsiaTheme="majorEastAsia" w:hAnsiTheme="majorHAnsi" w:cstheme="majorBidi"/>
+      <w:rFonts/>
       <w:color w:val="000000" w:themeColor="text1"/>
     </w:rPr>
     <w:tblPr>
@@ -8688,7 +8515,7 @@
       <w:spacing w:after="0" w:line="240" w:lineRule="auto"/>
     </w:pPr>
     <w:rPr>
-      <w:rFonts w:asciiTheme="majorHAnsi" w:eastAsiaTheme="majorEastAsia" w:hAnsiTheme="majorHAnsi" w:cstheme="majorBidi"/>
+      <w:rFonts/>
       <w:color w:val="000000" w:themeColor="text1"/>
     </w:rPr>
     <w:tblPr>
